--- a/archive/Model Theory Computations - Cp 2.docx
+++ b/archive/Model Theory Computations - Cp 2.docx
@@ -130,7 +130,21 @@
         <w:rPr>
           <w:rFonts w:ascii="Cambria Math" w:eastAsiaTheme="minorEastAsia" w:hAnsi="Cambria Math" w:cs="Cambria Math"/>
         </w:rPr>
-        <w:t>logic is called Skolemnization. If we have a formula like ∃</w:t>
+        <w:t xml:space="preserve">logic is called </w:t>
+      </w:r>
+      <w:proofErr w:type="spellStart"/>
+      <w:r>
+        <w:rPr>
+          <w:rFonts w:ascii="Cambria Math" w:eastAsiaTheme="minorEastAsia" w:hAnsi="Cambria Math" w:cs="Cambria Math"/>
+        </w:rPr>
+        <w:t>Skolemnization</w:t>
+      </w:r>
+      <w:proofErr w:type="spellEnd"/>
+      <w:r>
+        <w:rPr>
+          <w:rFonts w:ascii="Cambria Math" w:eastAsiaTheme="minorEastAsia" w:hAnsi="Cambria Math" w:cs="Cambria Math"/>
+        </w:rPr>
+        <w:t>. If we have a formula like ∃</w:t>
       </w:r>
       <w:proofErr w:type="spellStart"/>
       <w:r>
@@ -2720,7 +2734,21 @@
         <w:rPr>
           <w:rFonts w:ascii="Cambria Math" w:eastAsiaTheme="minorEastAsia" w:hAnsi="Cambria Math" w:cs="Cambria Math"/>
         </w:rPr>
-        <w:t xml:space="preserve">Sure, to accomplish this, we need to consider a few things: First, the quantifier prefix AEA, when you treat the middle existential as a “function output generator”, behaves much like the successor function x --&gt; x + 1.  This relationship in first order logic is called Skolemnization. If we have a formula like </w:t>
+        <w:t xml:space="preserve">Sure, to accomplish this, we need to consider a few things: First, the quantifier prefix AEA, when you treat the middle existential as a “function output generator”, behaves much like the successor function x --&gt; x + 1.  This relationship in first order logic is called </w:t>
+      </w:r>
+      <w:proofErr w:type="spellStart"/>
+      <w:r>
+        <w:rPr>
+          <w:rFonts w:ascii="Cambria Math" w:eastAsiaTheme="minorEastAsia" w:hAnsi="Cambria Math" w:cs="Cambria Math"/>
+        </w:rPr>
+        <w:t>Skolemnization</w:t>
+      </w:r>
+      <w:proofErr w:type="spellEnd"/>
+      <w:r>
+        <w:rPr>
+          <w:rFonts w:ascii="Cambria Math" w:eastAsiaTheme="minorEastAsia" w:hAnsi="Cambria Math" w:cs="Cambria Math"/>
+        </w:rPr>
+        <w:t xml:space="preserve">. If we have a formula like </w:t>
       </w:r>
       <w:r>
         <w:rPr>
@@ -13097,13 +13125,7 @@
         <w:rPr>
           <w:rFonts w:ascii="Cambria Math" w:eastAsiaTheme="minorEastAsia" w:hAnsi="Cambria Math" w:cs="Cambria Math"/>
         </w:rPr>
-        <w:t xml:space="preserve">The </w:t>
-      </w:r>
-      <w:r>
-        <w:rPr>
-          <w:rFonts w:ascii="Cambria Math" w:eastAsiaTheme="minorEastAsia" w:hAnsi="Cambria Math" w:cs="Cambria Math"/>
-        </w:rPr>
-        <w:t xml:space="preserve">literal replacement of </w:t>
+        <w:t xml:space="preserve">The literal replacement of </w:t>
       </w:r>
       <w:proofErr w:type="spellStart"/>
       <w:r>
@@ -13131,13 +13153,7 @@
         <w:rPr>
           <w:rFonts w:ascii="Cambria Math" w:eastAsiaTheme="minorEastAsia" w:hAnsi="Cambria Math" w:cs="Cambria Math"/>
         </w:rPr>
-        <w:t xml:space="preserve">) would </w:t>
-      </w:r>
-      <w:r>
-        <w:rPr>
-          <w:rFonts w:ascii="Cambria Math" w:eastAsiaTheme="minorEastAsia" w:hAnsi="Cambria Math" w:cs="Cambria Math"/>
-        </w:rPr>
-        <w:t>entail the exact same conjunction,</w:t>
+        <w:t>) would entail the exact same conjunction,</w:t>
       </w:r>
       <w:r>
         <w:rPr>
@@ -18792,6 +18808,190 @@
         </w:rPr>
         <w:t xml:space="preserve"> and P are quantifier-free and only utilize two primitive predicate letters. </w:t>
       </w:r>
+    </w:p>
+    <w:p>
+      <w:pPr>
+        <w:rPr>
+          <w:rFonts w:ascii="Cambria Math" w:eastAsiaTheme="minorEastAsia" w:hAnsi="Cambria Math" w:cs="Cambria Math"/>
+        </w:rPr>
+      </w:pPr>
+    </w:p>
+    <w:p>
+      <w:pPr>
+        <w:rPr>
+          <w:rFonts w:ascii="Cambria Math" w:eastAsiaTheme="minorEastAsia" w:hAnsi="Cambria Math" w:cs="Cambria Math"/>
+        </w:rPr>
+      </w:pPr>
+      <w:r>
+        <w:rPr>
+          <w:rFonts w:ascii="Cambria Math" w:eastAsiaTheme="minorEastAsia" w:hAnsi="Cambria Math" w:cs="Cambria Math"/>
+        </w:rPr>
+        <w:t>In your example, you used the assumption of a starting state (</w:t>
+      </w:r>
+      <w:r>
+        <w:rPr>
+          <w:rFonts w:ascii="Cambria Math" w:eastAsiaTheme="minorEastAsia" w:hAnsi="Cambria Math" w:cs="Cambria Math"/>
+          <w:b/>
+          <w:bCs/>
+        </w:rPr>
+        <w:t>∃a</w:t>
+      </w:r>
+      <w:r>
+        <w:rPr>
+          <w:rFonts w:ascii="Cambria Math" w:eastAsiaTheme="minorEastAsia" w:hAnsi="Cambria Math" w:cs="Cambria Math"/>
+        </w:rPr>
+        <w:t xml:space="preserve">). I am wondering if it is possible to write the formula without specifying what the starting state is (without the bounded variable a, but there is still some assumption about the domain being nonempty, </w:t>
+      </w:r>
+      <w:r>
+        <w:rPr>
+          <w:rFonts w:ascii="Cambria Math" w:eastAsiaTheme="minorEastAsia" w:hAnsi="Cambria Math" w:cs="Cambria Math"/>
+        </w:rPr>
+        <w:lastRenderedPageBreak/>
+        <w:t>or alternatively, the variable a can be kept, but it must occur in a disjunction containing every state, i.e. (P_1(</w:t>
+      </w:r>
+      <w:proofErr w:type="spellStart"/>
+      <w:r>
+        <w:rPr>
+          <w:rFonts w:ascii="Cambria Math" w:eastAsiaTheme="minorEastAsia" w:hAnsi="Cambria Math" w:cs="Cambria Math"/>
+        </w:rPr>
+        <w:t>a,a</w:t>
+      </w:r>
+      <w:proofErr w:type="spellEnd"/>
+      <w:r>
+        <w:rPr>
+          <w:rFonts w:ascii="Cambria Math" w:eastAsiaTheme="minorEastAsia" w:hAnsi="Cambria Math" w:cs="Cambria Math"/>
+        </w:rPr>
+        <w:t>) or P_2(</w:t>
+      </w:r>
+      <w:proofErr w:type="spellStart"/>
+      <w:r>
+        <w:rPr>
+          <w:rFonts w:ascii="Cambria Math" w:eastAsiaTheme="minorEastAsia" w:hAnsi="Cambria Math" w:cs="Cambria Math"/>
+        </w:rPr>
+        <w:t>a,a</w:t>
+      </w:r>
+      <w:proofErr w:type="spellEnd"/>
+      <w:r>
+        <w:rPr>
+          <w:rFonts w:ascii="Cambria Math" w:eastAsiaTheme="minorEastAsia" w:hAnsi="Cambria Math" w:cs="Cambria Math"/>
+        </w:rPr>
+        <w:t xml:space="preserve">) or … </w:t>
+      </w:r>
+      <w:proofErr w:type="spellStart"/>
+      <w:r>
+        <w:rPr>
+          <w:rFonts w:ascii="Cambria Math" w:eastAsiaTheme="minorEastAsia" w:hAnsi="Cambria Math" w:cs="Cambria Math"/>
+        </w:rPr>
+        <w:t>P_n</w:t>
+      </w:r>
+      <w:proofErr w:type="spellEnd"/>
+      <w:r>
+        <w:rPr>
+          <w:rFonts w:ascii="Cambria Math" w:eastAsiaTheme="minorEastAsia" w:hAnsi="Cambria Math" w:cs="Cambria Math"/>
+        </w:rPr>
+        <w:t>(</w:t>
+      </w:r>
+      <w:proofErr w:type="spellStart"/>
+      <w:r>
+        <w:rPr>
+          <w:rFonts w:ascii="Cambria Math" w:eastAsiaTheme="minorEastAsia" w:hAnsi="Cambria Math" w:cs="Cambria Math"/>
+        </w:rPr>
+        <w:t>a,a</w:t>
+      </w:r>
+      <w:proofErr w:type="spellEnd"/>
+      <w:r>
+        <w:rPr>
+          <w:rFonts w:ascii="Cambria Math" w:eastAsiaTheme="minorEastAsia" w:hAnsi="Cambria Math" w:cs="Cambria Math"/>
+        </w:rPr>
+        <w:t>) ))?</w:t>
+      </w:r>
+      <w:r>
+        <w:rPr>
+          <w:rFonts w:ascii="Cambria Math" w:eastAsiaTheme="minorEastAsia" w:hAnsi="Cambria Math" w:cs="Cambria Math"/>
+        </w:rPr>
+        <w:t xml:space="preserve"> Furthermore, is it possible that any character occurs in infinitely many diagonal lines?</w:t>
+      </w:r>
+    </w:p>
+    <w:p>
+      <w:pPr>
+        <w:rPr>
+          <w:rFonts w:ascii="Cambria Math" w:eastAsiaTheme="minorEastAsia" w:hAnsi="Cambria Math" w:cs="Cambria Math"/>
+        </w:rPr>
+      </w:pPr>
+      <w:r>
+        <w:rPr>
+          <w:rFonts w:ascii="Cambria Math" w:eastAsiaTheme="minorEastAsia" w:hAnsi="Cambria Math" w:cs="Cambria Math"/>
+        </w:rPr>
+        <w:t xml:space="preserve">This question is unfortunately more difficult to answer, as we will now have to abandon the unique main diagonal cycle in favor of an aperiodic diagonal sequence. In the recently constructed example with 13 states, we relied on the main diagonal sequence to anchor the global dynamics of doubling subsequent cycle lengths at every other term. </w:t>
+      </w:r>
+    </w:p>
+    <w:p>
+      <w:pPr>
+        <w:rPr>
+          <w:rFonts w:ascii="Cambria Math" w:eastAsiaTheme="minorEastAsia" w:hAnsi="Cambria Math" w:cs="Cambria Math"/>
+        </w:rPr>
+      </w:pPr>
+      <w:r>
+        <w:rPr>
+          <w:rFonts w:ascii="Cambria Math" w:eastAsiaTheme="minorEastAsia" w:hAnsi="Cambria Math" w:cs="Cambria Math"/>
+        </w:rPr>
+        <w:t xml:space="preserve">If the characters/states in the main diagonal (1,2) cannot occur only once in a diagonal line, then with the current structural behavior, computation would simply reset whenever the diagonal cycle is invoked again --- putting us back  at the original issue when freshly encountering #4. </w:t>
+      </w:r>
+    </w:p>
+    <w:p>
+      <w:pPr>
+        <w:rPr>
+          <w:rFonts w:ascii="Cambria Math" w:eastAsiaTheme="minorEastAsia" w:hAnsi="Cambria Math" w:cs="Cambria Math"/>
+        </w:rPr>
+      </w:pPr>
+      <w:r>
+        <w:rPr>
+          <w:rFonts w:ascii="Cambria Math" w:eastAsiaTheme="minorEastAsia" w:hAnsi="Cambria Math" w:cs="Cambria Math"/>
+        </w:rPr>
+        <w:t xml:space="preserve">The entire </w:t>
+      </w:r>
+    </w:p>
+    <w:p>
+      <w:pPr>
+        <w:rPr>
+          <w:rFonts w:ascii="Cambria Math" w:eastAsiaTheme="minorEastAsia" w:hAnsi="Cambria Math" w:cs="Cambria Math"/>
+        </w:rPr>
+      </w:pPr>
+    </w:p>
+    <w:p>
+      <w:pPr>
+        <w:rPr>
+          <w:rFonts w:ascii="Cambria Math" w:eastAsiaTheme="minorEastAsia" w:hAnsi="Cambria Math" w:cs="Cambria Math"/>
+        </w:rPr>
+      </w:pPr>
+    </w:p>
+    <w:p>
+      <w:pPr>
+        <w:rPr>
+          <w:rFonts w:ascii="Cambria Math" w:eastAsiaTheme="minorEastAsia" w:hAnsi="Cambria Math" w:cs="Cambria Math"/>
+        </w:rPr>
+      </w:pPr>
+    </w:p>
+    <w:p>
+      <w:pPr>
+        <w:rPr>
+          <w:rFonts w:ascii="Cambria Math" w:eastAsiaTheme="minorEastAsia" w:hAnsi="Cambria Math" w:cs="Cambria Math"/>
+        </w:rPr>
+      </w:pPr>
+    </w:p>
+    <w:p>
+      <w:pPr>
+        <w:rPr>
+          <w:rFonts w:ascii="Cambria Math" w:eastAsiaTheme="minorEastAsia" w:hAnsi="Cambria Math" w:cs="Cambria Math"/>
+        </w:rPr>
+      </w:pPr>
+    </w:p>
+    <w:p>
+      <w:pPr>
+        <w:rPr>
+          <w:rFonts w:ascii="Cambria Math" w:eastAsiaTheme="minorEastAsia" w:hAnsi="Cambria Math" w:cs="Cambria Math"/>
+        </w:rPr>
+      </w:pPr>
     </w:p>
     <w:p>
       <w:pPr>
